--- a/docs/value-add-report/Janasunani_2.0_Public_Systems_Capability_Brief_August_2026.docx
+++ b/docs/value-add-report/Janasunani_2.0_Public_Systems_Capability_Brief_August_2026.docx
@@ -1387,7 +1387,7 @@
                 <w:color w:val="112E51"/>
                 <w:sz w:val="21"/>
               </w:rPr>
-              <w:t>A chronological 2025 benchmark places the historical destination in the top three suggestions for 69.05% of 208,267 cases, rising to 79.68% where intake data is informative. In a separate 60-case frontier-adjudicated binary development test, a cheap local review model caught all 14 complaints needing extra review while also flagging 5 of 46 ordinary complaints. Pretrained MuRIL and MiniLM probes did not beat it. The binary model is not serving-compatible; these are proof points, not release or impact claims.</w:t>
+              <w:t>A chronological 2025 benchmark places the historical destination in the top three suggestions for 69.05% of 208,267 cases, rising to 79.68% where intake data is informative. In a separate 57-case canonical frontier-adjudicated binary development test, a cheap local review model caught all 13 complaints needing extra review while also flagging 3 of 44 ordinary complaints. A frozen local MuRIL probe did not beat it. The binary model is not serving-compatible; these are proof points, not release or impact claims.</w:t>
             </w:r>
           </w:p>
         </w:tc>

--- a/docs/value-add-report/Janasunani_2.0_Public_Systems_Capability_Brief_August_2026.docx
+++ b/docs/value-add-report/Janasunani_2.0_Public_Systems_Capability_Brief_August_2026.docx
@@ -130,7 +130,7 @@
                 <w:color w:val="112E51"/>
                 <w:sz w:val="42"/>
               </w:rPr>
-              <w:t>69 in 100</w:t>
+              <w:t>69%</w:t>
             </w:r>
           </w:p>
           <w:p>
@@ -1387,7 +1387,7 @@
                 <w:color w:val="112E51"/>
                 <w:sz w:val="21"/>
               </w:rPr>
-              <w:t>A chronological 2025 benchmark places the historical destination in the top three suggestions for 69.05% of 208,267 cases, rising to 79.68% where intake data is informative. In a separate 57-case canonical frontier-adjudicated binary development test, a cheap local review model caught all 13 complaints needing extra review while also flagging 3 of 44 ordinary complaints. A frozen local MuRIL probe did not beat it. The binary model is not serving-compatible; these are proof points, not release or impact claims.</w:t>
+              <w:t>A chronological benchmark places the historical destination in the top three suggestions for 69.04% of 208,267 cases, rising to 79.68% where intake data is informative. In a separate 57-case frontier-adjudicated binary development test, the validation-selected local model caught 13/13 complaints needing review while also flagging 3/44 ordinary complaints. The binary model is not serving-compatible; these are proof points, not release or impact claims.</w:t>
             </w:r>
           </w:p>
         </w:tc>
@@ -1443,7 +1443,7 @@
                 <w:color w:val="112E51"/>
                 <w:sz w:val="21"/>
               </w:rPr>
-              <w:t>Every number keeps its denominator and limitation. The release mechanism can pin parameters and support rollback once an approved manifest is activated. Low-confidence cases abstain. External egress is explicit. The evaluation follows the chain from model → officer behavior → workflow → citizen outcome.</w:t>
+              <w:t>Every number keeps its denominator and limitation. The current full bundle is not publication-ready and has 0/2 required impact artifacts available. The release mechanism can pin parameters and support rollback once an approved manifest is activated. Low-confidence cases abstain. External egress is explicit. The evaluation follows the chain from model to officer behavior to workflow to citizen outcome.</w:t>
             </w:r>
           </w:p>
         </w:tc>
@@ -2098,7 +2098,7 @@
           <w:color w:val="526175"/>
           <w:sz w:val="17"/>
         </w:rPr>
-        <w:t>Evidence note: the figures above are developmental Janasunani proof points as of 10 August 2026. A new partner begins with its own baseline, taxonomy, governed sample and release gates.</w:t>
+        <w:t>Evidence note: benchmark-backed figures come from development bundle c713c41ecd97b256c42b63022c75e6ccfc2cc45fa6152c95aa812a1de47dcc47; publication_ready=false. A new partner begins with its own baseline, taxonomy, governed sample and release gates.</w:t>
       </w:r>
     </w:p>
     <w:sectPr>

--- a/docs/value-add-report/Janasunani_2.0_Public_Systems_Capability_Brief_August_2026.docx
+++ b/docs/value-add-report/Janasunani_2.0_Public_Systems_Capability_Brief_August_2026.docx
@@ -1387,7 +1387,7 @@
                 <w:color w:val="112E51"/>
                 <w:sz w:val="21"/>
               </w:rPr>
-              <w:t>A chronological benchmark places the historical destination in the top three suggestions for 69.04% of 208,267 cases, rising to 79.68% where intake data is informative. In a separate 57-case frontier-adjudicated binary development test, the validation-selected local model caught 13/13 complaints needing review while also flagging 3/44 ordinary complaints. The binary model is not serving-compatible; these are proof points, not release or impact claims.</w:t>
+              <w:t>A chronological benchmark places the historical destination in the top three suggestions for 69.04% of 208,267 cases, rising to 79.68% where intake data is informative. In a separate 57-case frontier-adjudicated binary development test, the validation-selected local model caught 13/13 complaints needing review while also flagging 3/44 ordinary complaints. Its checksummed binary artifact is serving-compatible for advisory review, but does not assign five-class reasons and is not release-eligible. A separate 2024 chronological, exact-text-group-disjoint category benchmark placed the historical label in its top three for 90.89% of the viewed development test (n=3,160), with 46.55% top-1 and 36.49% macro-F1. That is historical-label agreement, not policy correctness. A separate local-BART summary baseline retained 55/84 critical facts and produced 8/26 drafts usable without edit; residual-PII and skip failures keep it below release quality. These are proof points, not release or impact claims.</w:t>
             </w:r>
           </w:p>
         </w:tc>
@@ -2098,7 +2098,7 @@
           <w:color w:val="526175"/>
           <w:sz w:val="17"/>
         </w:rPr>
-        <w:t>Evidence note: benchmark-backed figures come from development bundle c713c41ecd97b256c42b63022c75e6ccfc2cc45fa6152c95aa812a1de47dcc47; publication_ready=false. A new partner begins with its own baseline, taxonomy, governed sample and release gates.</w:t>
+        <w:t>Evidence note: benchmark-backed figures come from development bundle 9b18d0fa2de7a69c2c7ee8c2ee9fc7c8a0f0f6d4b026230b0633fb1fa21b83a1; publication_ready=false. A new partner begins with its own baseline, taxonomy, governed sample and release gates.</w:t>
       </w:r>
     </w:p>
     <w:sectPr>
